--- a/informes-utm/Informe_UTM_64046_2026-08-24_a_2026-08-30.docx
+++ b/informes-utm/Informe_UTM_64046_2026-08-24_a_2026-08-30.docx
@@ -29,12 +29,12 @@
     </w:p>
     <w:p>
       <w:r>
-        <w:t>Network Service (910.29 GB, QUIC 379.73 GB) y Collaboration (WhatsApp 388.90 GB, el más alto de estas semanas) concentran el tráfico. Google.Services aporta 575.37 GB. Windows Update 222.05 GB. Facebook llega a 50.89 GB y TikTok a 22.43 GB. AnyDesk sube a 1.18 GB.</w:t>
+        <w:t>Network Service (910.29 GB, QUIC 379.73 GB) y Collaboration (WhatsApp 388.90 GB) concentran el tráfico. Google.Services aporta 575.37 GB. Windows Update 222.05 GB. Facebook llega a 50.89 GB y TikTok a 22.43 GB. AnyDesk registra 1.18 GB.</w:t>
       </w:r>
     </w:p>
     <w:p>
       <w:r>
-        <w:t>Remote Access se mantiene con AnyDesk como herramienta principal y un residual de TeamViewer, coherente con soportes remotos, siempre que el inventario de sistemas lo confirme. La categoría Proxy sigue mostrando clientes de evasión (Hola.VPN, Psiphon, Proton, Ultrasurf o similares), con poco volumen pero con el mismo comportamiento de las semanas anteriores.</w:t>
+        <w:t>Remote Access muestra AnyDesk como herramienta principal y un residual de TeamViewer. Conviene confirmar que corresponda a soportes autorizados. La categoría Proxy de este corte incluye clientes de evasión (Hola.VPN, Psiphon, Proton, Ultrasurf o similares), con poco volumen.</w:t>
       </w:r>
     </w:p>
     <w:p>
@@ -88,7 +88,7 @@
           </w:tcPr>
           <w:p>
             <w:r>
-              <w:t>%</w:t>
+              <w:t>% aprox.</w:t>
             </w:r>
           </w:p>
         </w:tc>
@@ -228,39 +228,7 @@
           </w:tcPr>
           <w:p>
             <w:r>
-              <w:t>Unknown</w:t>
-            </w:r>
-          </w:p>
-        </w:tc>
-        <w:tc>
-          <w:tcPr>
-            <w:tcW w:type="dxa" w:w="2880"/>
-          </w:tcPr>
-          <w:p>
-            <w:r>
-              <w:t>94.11 GB</w:t>
-            </w:r>
-          </w:p>
-        </w:tc>
-        <w:tc>
-          <w:tcPr>
-            <w:tcW w:type="dxa" w:w="2880"/>
-          </w:tcPr>
-          <w:p>
-            <w:r>
-              <w:t>3.15 %</w:t>
-            </w:r>
-          </w:p>
-        </w:tc>
-      </w:tr>
-      <w:tr>
-        <w:tc>
-          <w:tcPr>
-            <w:tcW w:type="dxa" w:w="2880"/>
-          </w:tcPr>
-          <w:p>
-            <w:r>
-              <w:t>Storage Backup</w:t>
+              <w:t>Storage.Backup</w:t>
             </w:r>
           </w:p>
         </w:tc>
@@ -285,11 +253,43 @@
           </w:p>
         </w:tc>
       </w:tr>
+      <w:tr>
+        <w:tc>
+          <w:tcPr>
+            <w:tcW w:type="dxa" w:w="2880"/>
+          </w:tcPr>
+          <w:p>
+            <w:r>
+              <w:t>Desconocido / Other (resto)</w:t>
+            </w:r>
+          </w:p>
+        </w:tc>
+        <w:tc>
+          <w:tcPr>
+            <w:tcW w:type="dxa" w:w="2880"/>
+          </w:tcPr>
+          <w:p>
+            <w:r>
+              <w:t>257.72 GB</w:t>
+            </w:r>
+          </w:p>
+        </w:tc>
+        <w:tc>
+          <w:tcPr>
+            <w:tcW w:type="dxa" w:w="2880"/>
+          </w:tcPr>
+          <w:p>
+            <w:r>
+              <w:t>8.62 %</w:t>
+            </w:r>
+          </w:p>
+        </w:tc>
+      </w:tr>
     </w:tbl>
     <w:p/>
     <w:p>
       <w:r>
-        <w:t>Network Service corresponde al tráfico cifrado (QUIC/SSL) que Fortinet no abre. General Interest es sobre todo Google. Collaboration es WhatsApp y Microsoft 365. Update son parches de Windows y Adobe. Storage Backup es OneDrive, iCloud y Google Drive.</w:t>
+        <w:t>Network Service corresponde al tráfico cifrado (QUIC/SSL) que Fortinet no abre. General Interest es sobre todo Google. Collaboration es WhatsApp y Microsoft 365. Update son parches de Windows y Adobe. Storage Backup es OneDrive, iCloud y Google Drive. Desconocido / Other (resto) agrupa Unknown y las categorías menores de este corte (Social Media, Video/Audio, GenAI, Cloud, correo, VoIP y acceso remoto). Dentro de ese resto, la categoría Unknown de Fortinet es 94.11 GB (3.15 %).</w:t>
       </w:r>
     </w:p>
     <w:p>
@@ -347,7 +347,7 @@
     </w:p>
     <w:p>
       <w:r>
-        <w:t>192.168.2.49 es el mayor consumidor web (75.41 GB) y también entra al top 5 de reputación. 192.168.9.254 sigue segundo (44.61 GB) por la mezcla de radio y navegación agregada. 192.168.55.94 (21.93 GB), 192.168.23.250 (20.65 GB) y 192.168.55.78 (19.70 GB) completan la cabeza. 190.71.211.218 reaparece en reputación, igual que en semanas previas, sin hostname.</w:t>
+        <w:t>192.168.2.49 es el mayor consumidor web (75.41 GB) y también entra al top 5 de reputación. 192.168.9.254 queda segundo (44.61 GB) por la mezcla de radio y navegación agregada. 192.168.55.94 (21.93 GB), 192.168.23.250 (20.65 GB) y 192.168.55.78 (19.70 GB) completan la cabeza. 190.71.211.218 figura en reputación, sin hostname.</w:t>
       </w:r>
     </w:p>
     <w:p>
@@ -397,7 +397,7 @@
     </w:p>
     <w:p>
       <w:r>
-        <w:t>Reputación (score alto, no equivale por sí solo a consumo): 1 172.17.23.2; 2 190.71.211.218; 3 SOPORTE; 4 2001:67c:254:b0b0::abba; 5 192.168.2.49; 6 158.69.177.101. 172.17.23.2 se mantiene primero todas las semanas; en el informe del 3 al 9 de agosto coincidía con la planta Grandstream UCM6204.</w:t>
+        <w:t>Reputación (score alto, no equivale por sí solo a consumo): 1 172.17.23.2; 2 190.71.211.218; 3 SOPORTE; 4 2001:67c:254:b0b0::abba; 5 192.168.2.49; 6 158.69.177.101. El primero de la lista no trae hostname de usuario en este corte.</w:t>
       </w:r>
     </w:p>
     <w:p>
@@ -415,7 +415,7 @@
     </w:p>
     <w:p>
       <w:r>
-        <w:t>LOM-URG05 sostuvo radio30.virtualtronics.com unos 1,225 minutos (1.15 GB) el 29 de agosto. El filtro web marca Streaming Media and Download en 64.56 GB y File Sharing en 91.00 GB. Internet Radio and TV solo registra 6,698 bloqueos: la radio comercial sigue saliendo por otra categoría.</w:t>
+        <w:t>LOM-URG05 sostuvo radio30.virtualtronics.com unos 1,225 minutos (1.15 GB) el 29 de agosto. El filtro web marca Streaming Media and Download en 64.56 GB y File Sharing en 91.00 GB. Internet Radio and TV registra 6,698 bloqueos. La radio comercial de este corte sale clasificada como Information Technology.</w:t>
       </w:r>
     </w:p>
     <w:p>
@@ -461,7 +461,7 @@
     </w:p>
     <w:p>
       <w:r>
-        <w:t>Information Technology 701.70 GB e Instant Messaging 378.22 GB. Bloqueos liderados por Freeware (1,875,953), Shopping (257,000), Streaming (189,443) y Games (139,177). Proxy Avoidance: 33,300, el más alto de este ciclo. Usuarios más bloqueados: 172.17.71.25 (60,423) y 172.17.21.23 (54,552). ChatGPT se mantiene cerca de 9.42 GB (OpenAI.ChatGPT).</w:t>
+        <w:t>Information Technology 701.70 GB e Instant Messaging 378.22 GB. Bloqueos liderados por Freeware (1,875,953), Shopping (257,000), Streaming (189,443) y Games (139,177). Proxy Avoidance: 33,300 solicitudes. Usuarios más bloqueados: 172.17.71.25 (60,423) y 172.17.21.23 (54,552). OpenAI.ChatGPT registra 9.42 GB.</w:t>
       </w:r>
     </w:p>
     <w:p>
@@ -560,7 +560,7 @@
         <w:t xml:space="preserve">TKT-UTM-2026-08-24-01 [Alta] — 192.168.2.49: </w:t>
       </w:r>
       <w:r>
-        <w:t>Revisar el equipo de mayor consumo (75.41 GB) y quinto en reputación. Etiquetar hostname estable: en otras semanas la misma IP aparece como ADM-SUMINISP07 y ADM-GERENCIAP04.</w:t>
+        <w:t>Revisar el equipo de mayor consumo (75.41 GB) y quinto en reputación. En este corte no tiene un hostname único.</w:t>
       </w:r>
     </w:p>
     <w:p>
@@ -582,7 +582,7 @@
         <w:t xml:space="preserve">TKT-UTM-2026-08-24-03 [Media] — AnyDesk 1.18 GB: </w:t>
       </w:r>
       <w:r>
-        <w:t>El remote access de la semana es el más alto del periodo. Confirmar cuenta y operador de sistemas.</w:t>
+        <w:t>Confirmar que la cuenta y el operador de AnyDesk (1.18 GB) corresponden a soporte autorizado.</w:t>
       </w:r>
     </w:p>
     <w:p>
@@ -606,7 +606,7 @@
     </w:p>
     <w:p>
       <w:r>
-        <w:t>Frente al informe del 3 al 9 de agosto se mantiene WhatsApp, Windows Update y la poca visibilidad de Fortinet sobre destinos encapsulados. La pornografía masiva de COM-TRIAGE01 no se repite en este corte. Sí persisten las radios de turno (virtualtronics y surfernetwork), los intentos de VPN/proxy y AnyDesk. 192.168.9.254 y 192.168.2.49 siguen entre los mayores consumidores y aún requieren hostname estable.</w:t>
+        <w:t>En los PDF de este corte, Unknown llega a 94.11 GB (3.15 %). 192.168.2.49 lidera el consumo web con 75.41 GB y figura en reputación, sin hostname único. LOM-URG05 sostiene radio30.virtualtronics.com cerca de 1,225 minutos. AnyDesk registra 1.18 GB y Hola.VPN 8.28 MB. Proxy Avoidance suma 33,300 solicitudes. 190.71.211.218 aparece en reputación sin hostname.</w:t>
       </w:r>
     </w:p>
     <w:sectPr>
